--- a/raport/Proiect_de_an_NurFlac.docx
+++ b/raport/Proiect_de_an_NurFlac.docx
@@ -6187,7 +6187,21 @@
           <w:rFonts w:ascii="Consolas" w:hAnsi="Consolas"/>
           <w:sz w:val="20"/>
         </w:rPr>
-        <w:t xml:space="preserve">          "\n**Admin Commands**\n/ban &lt;id&gt; ...  /timeout &lt;id&gt; &lt;h&gt; ... /unban &lt;id&gt;"</w:t>
+        <w:t xml:space="preserve">          "\n**Admin Commands**\n/ban &lt;id&gt; ... /timeout &lt;id&gt; &lt;h&gt; ... /unban &lt;id&gt;"</w:t>
+      </w:r>
+    </w:p>
+    <w:p>
+      <w:pPr>
+        <w:spacing w:before="0" w:after="0"/>
+        <w:ind w:left="283"/>
+        <w:jc w:val="left"/>
+      </w:pPr>
+      <w:r>
+        <w:rPr>
+          <w:rFonts w:ascii="Consolas" w:hAnsi="Consolas"/>
+          <w:sz w:val="20"/>
+        </w:rPr>
+        <w:t xml:space="preserve">          "\n/resetuser &lt;id&gt; ... /clearusers ... /clearledger"</w:t>
       </w:r>
     </w:p>
     <w:p>
@@ -7166,6 +7180,78 @@
           <w:sz w:val="24"/>
         </w:rPr>
         <w:t>— Ridică banul sau timeout-ul activ al utilizatorului specificat.</w:t>
+      </w:r>
+    </w:p>
+    <w:p>
+      <w:pPr>
+        <w:spacing w:before="40" w:after="40"/>
+        <w:ind w:left="283"/>
+      </w:pPr>
+      <w:r>
+        <w:rPr>
+          <w:rFonts w:ascii="Consolas" w:hAnsi="Consolas"/>
+          <w:b/>
+          <w:i w:val="0"/>
+          <w:sz w:val="20"/>
+        </w:rPr>
+        <w:t xml:space="preserve">/resetuser &lt;id&gt;  </w:t>
+      </w:r>
+      <w:r>
+        <w:rPr>
+          <w:rFonts w:ascii="Times New Roman" w:hAnsi="Times New Roman"/>
+          <w:b w:val="0"/>
+          <w:i w:val="0"/>
+          <w:sz w:val="24"/>
+        </w:rPr>
+        <w:t>— Şterge strike-urile utilizatorului şi restaurează statusul Active.</w:t>
+      </w:r>
+    </w:p>
+    <w:p>
+      <w:pPr>
+        <w:spacing w:before="40" w:after="40"/>
+        <w:ind w:left="283"/>
+      </w:pPr>
+      <w:r>
+        <w:rPr>
+          <w:rFonts w:ascii="Consolas" w:hAnsi="Consolas"/>
+          <w:b/>
+          <w:i w:val="0"/>
+          <w:sz w:val="20"/>
+        </w:rPr>
+        <w:t xml:space="preserve">/clearusers  </w:t>
+      </w:r>
+      <w:r>
+        <w:rPr>
+          <w:rFonts w:ascii="Times New Roman" w:hAnsi="Times New Roman"/>
+          <w:b w:val="0"/>
+          <w:i w:val="0"/>
+          <w:sz w:val="24"/>
+        </w:rPr>
+        <w:t>— Şterge toate înregistrările de utilizatori din baza de date.</w:t>
+      </w:r>
+    </w:p>
+    <w:p>
+      <w:pPr>
+        <w:spacing w:before="40" w:after="40"/>
+        <w:ind w:left="283"/>
+      </w:pPr>
+      <w:r>
+        <w:rPr>
+          <w:rFonts w:ascii="Consolas" w:hAnsi="Consolas"/>
+          <w:b/>
+          <w:i w:val="0"/>
+          <w:sz w:val="20"/>
+        </w:rPr>
+        <w:t xml:space="preserve">/clearledger  </w:t>
+      </w:r>
+      <w:r>
+        <w:rPr>
+          <w:rFonts w:ascii="Times New Roman" w:hAnsi="Times New Roman"/>
+          <w:b w:val="0"/>
+          <w:i w:val="0"/>
+          <w:sz w:val="24"/>
+        </w:rPr>
+        <w:t>— Şterge ledger-ul de deduplicare, permiţând re-upload-ul fişierelor.</w:t>
       </w:r>
     </w:p>
     <w:p>
